--- a/Linux/linux_tut.docx
+++ b/Linux/linux_tut.docx
@@ -1007,7 +1007,21 @@
         <w:rPr>
           <w:lang w:val="en-US"/>
         </w:rPr>
-        <w:t xml:space="preserve"> It is make new directory</w:t>
+        <w:t xml:space="preserve"> It is </w:t>
+      </w:r>
+      <w:proofErr w:type="gramStart"/>
+      <w:r>
+        <w:rPr>
+          <w:lang w:val="en-US"/>
+        </w:rPr>
+        <w:t>make</w:t>
+      </w:r>
+      <w:proofErr w:type="gramEnd"/>
+      <w:r>
+        <w:rPr>
+          <w:lang w:val="en-US"/>
+        </w:rPr>
+        <w:t xml:space="preserve"> new directory</w:t>
       </w:r>
     </w:p>
     <w:p>
@@ -1503,13 +1517,7 @@
         <w:rPr>
           <w:lang w:val="en-US"/>
         </w:rPr>
-        <w:t>directory</w:t>
-      </w:r>
-      <w:r>
-        <w:rPr>
-          <w:lang w:val="en-US"/>
-        </w:rPr>
-        <w:t>_name</w:t>
+        <w:t>directory_name</w:t>
       </w:r>
       <w:proofErr w:type="spellEnd"/>
     </w:p>
@@ -1729,6 +1737,1429 @@
         <w:t>(movable)</w:t>
       </w:r>
     </w:p>
+    <w:p>
+      <w:pPr>
+        <w:rPr>
+          <w:lang w:val="en-US"/>
+        </w:rPr>
+      </w:pPr>
+    </w:p>
+    <w:p>
+      <w:pPr>
+        <w:rPr>
+          <w:lang w:val="en-US"/>
+        </w:rPr>
+      </w:pPr>
+      <w:proofErr w:type="spellStart"/>
+      <w:r>
+        <w:rPr>
+          <w:lang w:val="en-US"/>
+        </w:rPr>
+        <w:t>ctrl+a</w:t>
+      </w:r>
+      <w:proofErr w:type="spellEnd"/>
+      <w:r>
+        <w:rPr>
+          <w:lang w:val="en-US"/>
+        </w:rPr>
+        <w:t>: Go to start of line</w:t>
+      </w:r>
+    </w:p>
+    <w:p>
+      <w:pPr>
+        <w:rPr>
+          <w:lang w:val="en-US"/>
+        </w:rPr>
+      </w:pPr>
+      <w:proofErr w:type="spellStart"/>
+      <w:r>
+        <w:rPr>
+          <w:lang w:val="en-US"/>
+        </w:rPr>
+        <w:t>ctrl+e</w:t>
+      </w:r>
+      <w:proofErr w:type="spellEnd"/>
+      <w:r>
+        <w:rPr>
+          <w:lang w:val="en-US"/>
+        </w:rPr>
+        <w:t>: Go to end of line</w:t>
+      </w:r>
+    </w:p>
+    <w:p>
+      <w:pPr>
+        <w:rPr>
+          <w:lang w:val="en-US"/>
+        </w:rPr>
+      </w:pPr>
+      <w:proofErr w:type="spellStart"/>
+      <w:r>
+        <w:rPr>
+          <w:lang w:val="en-US"/>
+        </w:rPr>
+        <w:t>ctrl+k</w:t>
+      </w:r>
+      <w:proofErr w:type="spellEnd"/>
+      <w:r>
+        <w:rPr>
+          <w:lang w:val="en-US"/>
+        </w:rPr>
+        <w:t>: All characters are cut from the cursor to the last character</w:t>
+      </w:r>
+    </w:p>
+    <w:p>
+      <w:pPr>
+        <w:rPr>
+          <w:lang w:val="en-US"/>
+        </w:rPr>
+      </w:pPr>
+      <w:proofErr w:type="spellStart"/>
+      <w:r>
+        <w:rPr>
+          <w:lang w:val="en-US"/>
+        </w:rPr>
+        <w:t>ctrl+y</w:t>
+      </w:r>
+      <w:proofErr w:type="spellEnd"/>
+      <w:r>
+        <w:rPr>
+          <w:lang w:val="en-US"/>
+        </w:rPr>
+        <w:t>: All characters are returned that were cut</w:t>
+      </w:r>
+    </w:p>
+    <w:p>
+      <w:pPr>
+        <w:rPr>
+          <w:lang w:val="en-US"/>
+        </w:rPr>
+      </w:pPr>
+      <w:proofErr w:type="spellStart"/>
+      <w:r>
+        <w:rPr>
+          <w:lang w:val="en-US"/>
+        </w:rPr>
+        <w:t>ctrl+u</w:t>
+      </w:r>
+      <w:proofErr w:type="spellEnd"/>
+      <w:r>
+        <w:rPr>
+          <w:lang w:val="en-US"/>
+        </w:rPr>
+        <w:t>: All characters are cut from the cursor to the first character</w:t>
+      </w:r>
+    </w:p>
+    <w:p>
+      <w:pPr>
+        <w:rPr>
+          <w:lang w:val="en-US"/>
+        </w:rPr>
+      </w:pPr>
+      <w:proofErr w:type="spellStart"/>
+      <w:r>
+        <w:rPr>
+          <w:lang w:val="en-US"/>
+        </w:rPr>
+        <w:lastRenderedPageBreak/>
+        <w:t>alt+d</w:t>
+      </w:r>
+      <w:proofErr w:type="spellEnd"/>
+      <w:r>
+        <w:rPr>
+          <w:lang w:val="en-US"/>
+        </w:rPr>
+        <w:t xml:space="preserve">: All characters are cut from the cursor to the end of </w:t>
+      </w:r>
+      <w:r>
+        <w:rPr>
+          <w:lang w:val="en-US"/>
+        </w:rPr>
+        <w:t xml:space="preserve">the </w:t>
+      </w:r>
+      <w:r>
+        <w:rPr>
+          <w:lang w:val="en-US"/>
+        </w:rPr>
+        <w:t>word (Current word)</w:t>
+      </w:r>
+    </w:p>
+    <w:p>
+      <w:pPr>
+        <w:rPr>
+          <w:lang w:val="en-US"/>
+        </w:rPr>
+      </w:pPr>
+      <w:proofErr w:type="spellStart"/>
+      <w:r>
+        <w:rPr>
+          <w:lang w:val="en-US"/>
+        </w:rPr>
+        <w:t>ctrl+w</w:t>
+      </w:r>
+      <w:proofErr w:type="spellEnd"/>
+      <w:r>
+        <w:rPr>
+          <w:lang w:val="en-US"/>
+        </w:rPr>
+        <w:t xml:space="preserve">: It is the opposite of </w:t>
+      </w:r>
+      <w:proofErr w:type="spellStart"/>
+      <w:r>
+        <w:rPr>
+          <w:lang w:val="en-US"/>
+        </w:rPr>
+        <w:t>alt+</w:t>
+      </w:r>
+      <w:proofErr w:type="gramStart"/>
+      <w:r>
+        <w:rPr>
+          <w:lang w:val="en-US"/>
+        </w:rPr>
+        <w:t>d</w:t>
+      </w:r>
+      <w:proofErr w:type="spellEnd"/>
+      <w:r>
+        <w:rPr>
+          <w:lang w:val="en-US"/>
+        </w:rPr>
+        <w:t>;  All</w:t>
+      </w:r>
+      <w:proofErr w:type="gramEnd"/>
+      <w:r>
+        <w:rPr>
+          <w:lang w:val="en-US"/>
+        </w:rPr>
+        <w:t xml:space="preserve"> characters are cut from the cursor to the start of the word (Current word)</w:t>
+      </w:r>
+    </w:p>
+    <w:p>
+      <w:pPr>
+        <w:rPr>
+          <w:lang w:val="en-US"/>
+        </w:rPr>
+      </w:pPr>
+      <w:proofErr w:type="spellStart"/>
+      <w:r>
+        <w:rPr>
+          <w:lang w:val="en-US"/>
+        </w:rPr>
+        <w:t>ctrl+r</w:t>
+      </w:r>
+      <w:proofErr w:type="spellEnd"/>
+    </w:p>
+    <w:p>
+      <w:pPr>
+        <w:rPr>
+          <w:lang w:val="en-US"/>
+        </w:rPr>
+      </w:pPr>
+      <w:proofErr w:type="spellStart"/>
+      <w:r>
+        <w:rPr>
+          <w:lang w:val="en-US"/>
+        </w:rPr>
+        <w:t>ctrl+l</w:t>
+      </w:r>
+      <w:proofErr w:type="spellEnd"/>
+      <w:r>
+        <w:rPr>
+          <w:lang w:val="en-US"/>
+        </w:rPr>
+        <w:t xml:space="preserve">: Similar to </w:t>
+      </w:r>
+      <w:r>
+        <w:rPr>
+          <w:lang w:val="en-US"/>
+        </w:rPr>
+        <w:t xml:space="preserve">the </w:t>
+      </w:r>
+      <w:r>
+        <w:rPr>
+          <w:lang w:val="en-US"/>
+        </w:rPr>
+        <w:t>clear command</w:t>
+      </w:r>
+    </w:p>
+    <w:p>
+      <w:pPr>
+        <w:rPr>
+          <w:lang w:val="en-US"/>
+        </w:rPr>
+      </w:pPr>
+    </w:p>
+    <w:p>
+      <w:pPr>
+        <w:pStyle w:val="Heading1"/>
+      </w:pPr>
+      <w:proofErr w:type="gramStart"/>
+      <w:r>
+        <w:t>-,</w:t>
+      </w:r>
+      <w:proofErr w:type="spellStart"/>
+      <w:r>
+        <w:t>l</w:t>
+      </w:r>
+      <w:proofErr w:type="gramEnd"/>
+      <w:r>
+        <w:t>,d</w:t>
+      </w:r>
+      <w:proofErr w:type="spellEnd"/>
+    </w:p>
+    <w:p>
+      <w:r>
+        <w:tab/>
+        <w:t xml:space="preserve">(-): Regular File </w:t>
+      </w:r>
+    </w:p>
+    <w:p>
+      <w:r>
+        <w:tab/>
+        <w:t>(l): Link</w:t>
+      </w:r>
+    </w:p>
+    <w:p>
+      <w:r>
+        <w:tab/>
+        <w:t>(d): Directory (Folder)</w:t>
+      </w:r>
+    </w:p>
+    <w:p>
+      <w:proofErr w:type="spellStart"/>
+      <w:r>
+        <w:t>rwx</w:t>
+      </w:r>
+      <w:proofErr w:type="spellEnd"/>
+      <w:r>
+        <w:t>: read, write, execute</w:t>
+      </w:r>
+    </w:p>
+    <w:p>
+      <w:r>
+        <w:t xml:space="preserve">d </w:t>
+      </w:r>
+      <w:proofErr w:type="spellStart"/>
+      <w:r>
+        <w:t>rwx</w:t>
+      </w:r>
+      <w:proofErr w:type="spellEnd"/>
+      <w:r>
+        <w:t xml:space="preserve"> r-x </w:t>
+      </w:r>
+      <w:proofErr w:type="spellStart"/>
+      <w:r>
+        <w:t>r-x</w:t>
+      </w:r>
+      <w:proofErr w:type="spellEnd"/>
+    </w:p>
+    <w:p>
+      <w:r>
+        <w:t xml:space="preserve">│ │   </w:t>
+      </w:r>
+      <w:r>
+        <w:tab/>
+      </w:r>
+      <w:r>
+        <w:t xml:space="preserve">│   </w:t>
+      </w:r>
+      <w:r>
+        <w:tab/>
+      </w:r>
+      <w:r>
+        <w:t>│</w:t>
+      </w:r>
+    </w:p>
+    <w:p>
+      <w:r>
+        <w:t xml:space="preserve">│ │   </w:t>
+      </w:r>
+      <w:r>
+        <w:tab/>
+      </w:r>
+      <w:r>
+        <w:t xml:space="preserve">│   </w:t>
+      </w:r>
+      <w:r>
+        <w:tab/>
+      </w:r>
+      <w:r>
+        <w:t>└── Others</w:t>
+      </w:r>
+    </w:p>
+    <w:p>
+      <w:r>
+        <w:t xml:space="preserve">│ │   </w:t>
+      </w:r>
+      <w:r>
+        <w:tab/>
+      </w:r>
+      <w:r>
+        <w:t>└────── Group</w:t>
+      </w:r>
+    </w:p>
+    <w:p>
+      <w:r>
+        <w:t>│ └────────── Owner</w:t>
+      </w:r>
+    </w:p>
+    <w:p>
+      <w:r>
+        <w:t>└──────────── Type</w:t>
+      </w:r>
+      <w:r>
+        <w:t xml:space="preserve"> (Directory)</w:t>
+      </w:r>
+    </w:p>
+    <w:p/>
+    <w:p>
+      <w:proofErr w:type="spellStart"/>
+      <w:r>
+        <w:t>chmod</w:t>
+      </w:r>
+      <w:proofErr w:type="spellEnd"/>
+      <w:r>
+        <w:t xml:space="preserve"> U/G/O (-/+/=) (r/w/x) file/directory</w:t>
+      </w:r>
+    </w:p>
+    <w:p>
+      <w:r>
+        <w:t xml:space="preserve">U: </w:t>
+      </w:r>
+      <w:proofErr w:type="gramStart"/>
+      <w:r>
+        <w:t>User,  -</w:t>
+      </w:r>
+      <w:proofErr w:type="gramEnd"/>
+      <w:r>
+        <w:t>(remove), +(Add), =(set)</w:t>
+      </w:r>
+    </w:p>
+    <w:p>
+      <w:r>
+        <w:t xml:space="preserve">G: Group, </w:t>
+      </w:r>
+    </w:p>
+    <w:p>
+      <w:r>
+        <w:t>O: Other</w:t>
+      </w:r>
+    </w:p>
+    <w:tbl>
+      <w:tblPr>
+        <w:tblW w:w="0" w:type="auto"/>
+        <w:tblCellSpacing w:w="15" w:type="dxa"/>
+        <w:tblCellMar>
+          <w:top w:w="15" w:type="dxa"/>
+          <w:left w:w="15" w:type="dxa"/>
+          <w:bottom w:w="15" w:type="dxa"/>
+          <w:right w:w="15" w:type="dxa"/>
+        </w:tblCellMar>
+        <w:tblLook w:val="04A0" w:firstRow="1" w:lastRow="0" w:firstColumn="1" w:lastColumn="0" w:noHBand="0" w:noVBand="1"/>
+      </w:tblPr>
+      <w:tblGrid>
+        <w:gridCol w:w="1739"/>
+        <w:gridCol w:w="1344"/>
+        <w:gridCol w:w="2180"/>
+        <w:gridCol w:w="3763"/>
+      </w:tblGrid>
+      <w:tr>
+        <w:trPr>
+          <w:tblCellSpacing w:w="15" w:type="dxa"/>
+        </w:trPr>
+        <w:tc>
+          <w:tcPr>
+            <w:tcW w:w="0" w:type="auto"/>
+            <w:tcBorders>
+              <w:bottom w:val="single" w:sz="4" w:space="0" w:color="D2D2D2"/>
+            </w:tcBorders>
+            <w:vAlign w:val="center"/>
+            <w:hideMark/>
+          </w:tcPr>
+          <w:p>
+            <w:pPr>
+              <w:rPr>
+                <w:b/>
+                <w:bCs/>
+              </w:rPr>
+            </w:pPr>
+            <w:r>
+              <w:rPr>
+                <w:b/>
+                <w:bCs/>
+              </w:rPr>
+              <w:lastRenderedPageBreak/>
+              <w:t>Octal Digit [</w:t>
+            </w:r>
+            <w:hyperlink r:id="rId5" w:history="1">
+              <w:r>
+                <w:rPr>
+                  <w:rStyle w:val="Hyperlink"/>
+                  <w:b/>
+                  <w:bCs/>
+                </w:rPr>
+                <w:t>1</w:t>
+              </w:r>
+            </w:hyperlink>
+            <w:r>
+              <w:rPr>
+                <w:b/>
+                <w:bCs/>
+              </w:rPr>
+              <w:t xml:space="preserve">, </w:t>
+            </w:r>
+            <w:hyperlink r:id="rId6" w:history="1">
+              <w:r>
+                <w:rPr>
+                  <w:rStyle w:val="Hyperlink"/>
+                  <w:b/>
+                  <w:bCs/>
+                </w:rPr>
+                <w:t>2</w:t>
+              </w:r>
+            </w:hyperlink>
+            <w:r>
+              <w:rPr>
+                <w:b/>
+                <w:bCs/>
+              </w:rPr>
+              <w:t>]</w:t>
+            </w:r>
+          </w:p>
+        </w:tc>
+        <w:tc>
+          <w:tcPr>
+            <w:tcW w:w="0" w:type="auto"/>
+            <w:tcBorders>
+              <w:bottom w:val="single" w:sz="4" w:space="0" w:color="D2D2D2"/>
+            </w:tcBorders>
+            <w:vAlign w:val="center"/>
+            <w:hideMark/>
+          </w:tcPr>
+          <w:p>
+            <w:pPr>
+              <w:rPr>
+                <w:b/>
+                <w:bCs/>
+              </w:rPr>
+            </w:pPr>
+            <w:r>
+              <w:rPr>
+                <w:b/>
+                <w:bCs/>
+              </w:rPr>
+              <w:t>Binary Bits</w:t>
+            </w:r>
+          </w:p>
+        </w:tc>
+        <w:tc>
+          <w:tcPr>
+            <w:tcW w:w="0" w:type="auto"/>
+            <w:tcBorders>
+              <w:bottom w:val="single" w:sz="4" w:space="0" w:color="D2D2D2"/>
+            </w:tcBorders>
+            <w:vAlign w:val="center"/>
+            <w:hideMark/>
+          </w:tcPr>
+          <w:p>
+            <w:pPr>
+              <w:rPr>
+                <w:b/>
+                <w:bCs/>
+              </w:rPr>
+            </w:pPr>
+            <w:r>
+              <w:rPr>
+                <w:b/>
+                <w:bCs/>
+              </w:rPr>
+              <w:t>Symbolic Notation</w:t>
+            </w:r>
+          </w:p>
+        </w:tc>
+        <w:tc>
+          <w:tcPr>
+            <w:tcW w:w="0" w:type="auto"/>
+            <w:tcBorders>
+              <w:bottom w:val="single" w:sz="4" w:space="0" w:color="D2D2D2"/>
+            </w:tcBorders>
+            <w:vAlign w:val="center"/>
+            <w:hideMark/>
+          </w:tcPr>
+          <w:p>
+            <w:pPr>
+              <w:rPr>
+                <w:b/>
+                <w:bCs/>
+              </w:rPr>
+            </w:pPr>
+            <w:r>
+              <w:rPr>
+                <w:b/>
+                <w:bCs/>
+              </w:rPr>
+              <w:t>Permission Description</w:t>
+            </w:r>
+          </w:p>
+        </w:tc>
+      </w:tr>
+      <w:tr>
+        <w:trPr>
+          <w:tblCellSpacing w:w="15" w:type="dxa"/>
+        </w:trPr>
+        <w:tc>
+          <w:tcPr>
+            <w:tcW w:w="0" w:type="auto"/>
+            <w:tcBorders>
+              <w:bottom w:val="single" w:sz="4" w:space="0" w:color="D2D2D2"/>
+            </w:tcBorders>
+            <w:vAlign w:val="center"/>
+            <w:hideMark/>
+          </w:tcPr>
+          <w:p>
+            <w:r>
+              <w:rPr>
+                <w:b/>
+                <w:bCs/>
+              </w:rPr>
+              <w:t>0</w:t>
+            </w:r>
+          </w:p>
+        </w:tc>
+        <w:tc>
+          <w:tcPr>
+            <w:tcW w:w="0" w:type="auto"/>
+            <w:tcBorders>
+              <w:bottom w:val="single" w:sz="4" w:space="0" w:color="D2D2D2"/>
+            </w:tcBorders>
+            <w:vAlign w:val="center"/>
+            <w:hideMark/>
+          </w:tcPr>
+          <w:p>
+            <w:r>
+              <w:t>000</w:t>
+            </w:r>
+          </w:p>
+        </w:tc>
+        <w:tc>
+          <w:tcPr>
+            <w:tcW w:w="0" w:type="auto"/>
+            <w:tcBorders>
+              <w:bottom w:val="single" w:sz="4" w:space="0" w:color="D2D2D2"/>
+            </w:tcBorders>
+            <w:vAlign w:val="center"/>
+            <w:hideMark/>
+          </w:tcPr>
+          <w:p>
+            <w:r>
+              <w:t>---</w:t>
+            </w:r>
+          </w:p>
+        </w:tc>
+        <w:tc>
+          <w:tcPr>
+            <w:tcW w:w="0" w:type="auto"/>
+            <w:tcBorders>
+              <w:bottom w:val="single" w:sz="4" w:space="0" w:color="D2D2D2"/>
+            </w:tcBorders>
+            <w:vAlign w:val="center"/>
+            <w:hideMark/>
+          </w:tcPr>
+          <w:p>
+            <w:r>
+              <w:t>No permissions</w:t>
+            </w:r>
+          </w:p>
+        </w:tc>
+      </w:tr>
+      <w:tr>
+        <w:trPr>
+          <w:tblCellSpacing w:w="15" w:type="dxa"/>
+        </w:trPr>
+        <w:tc>
+          <w:tcPr>
+            <w:tcW w:w="0" w:type="auto"/>
+            <w:tcBorders>
+              <w:bottom w:val="single" w:sz="4" w:space="0" w:color="D2D2D2"/>
+            </w:tcBorders>
+            <w:vAlign w:val="center"/>
+            <w:hideMark/>
+          </w:tcPr>
+          <w:p>
+            <w:r>
+              <w:rPr>
+                <w:b/>
+                <w:bCs/>
+              </w:rPr>
+              <w:t>1</w:t>
+            </w:r>
+          </w:p>
+        </w:tc>
+        <w:tc>
+          <w:tcPr>
+            <w:tcW w:w="0" w:type="auto"/>
+            <w:tcBorders>
+              <w:bottom w:val="single" w:sz="4" w:space="0" w:color="D2D2D2"/>
+            </w:tcBorders>
+            <w:vAlign w:val="center"/>
+            <w:hideMark/>
+          </w:tcPr>
+          <w:p>
+            <w:r>
+              <w:t>001</w:t>
+            </w:r>
+          </w:p>
+        </w:tc>
+        <w:tc>
+          <w:tcPr>
+            <w:tcW w:w="0" w:type="auto"/>
+            <w:tcBorders>
+              <w:bottom w:val="single" w:sz="4" w:space="0" w:color="D2D2D2"/>
+            </w:tcBorders>
+            <w:vAlign w:val="center"/>
+            <w:hideMark/>
+          </w:tcPr>
+          <w:p>
+            <w:r>
+              <w:t>--x</w:t>
+            </w:r>
+          </w:p>
+        </w:tc>
+        <w:tc>
+          <w:tcPr>
+            <w:tcW w:w="0" w:type="auto"/>
+            <w:tcBorders>
+              <w:bottom w:val="single" w:sz="4" w:space="0" w:color="D2D2D2"/>
+            </w:tcBorders>
+            <w:vAlign w:val="center"/>
+            <w:hideMark/>
+          </w:tcPr>
+          <w:p>
+            <w:r>
+              <w:t>Execute only</w:t>
+            </w:r>
+          </w:p>
+        </w:tc>
+      </w:tr>
+      <w:tr>
+        <w:trPr>
+          <w:tblCellSpacing w:w="15" w:type="dxa"/>
+        </w:trPr>
+        <w:tc>
+          <w:tcPr>
+            <w:tcW w:w="0" w:type="auto"/>
+            <w:tcBorders>
+              <w:bottom w:val="single" w:sz="4" w:space="0" w:color="D2D2D2"/>
+            </w:tcBorders>
+            <w:vAlign w:val="center"/>
+            <w:hideMark/>
+          </w:tcPr>
+          <w:p>
+            <w:r>
+              <w:rPr>
+                <w:b/>
+                <w:bCs/>
+              </w:rPr>
+              <w:t>2</w:t>
+            </w:r>
+          </w:p>
+        </w:tc>
+        <w:tc>
+          <w:tcPr>
+            <w:tcW w:w="0" w:type="auto"/>
+            <w:tcBorders>
+              <w:bottom w:val="single" w:sz="4" w:space="0" w:color="D2D2D2"/>
+            </w:tcBorders>
+            <w:vAlign w:val="center"/>
+            <w:hideMark/>
+          </w:tcPr>
+          <w:p>
+            <w:r>
+              <w:t>010</w:t>
+            </w:r>
+          </w:p>
+        </w:tc>
+        <w:tc>
+          <w:tcPr>
+            <w:tcW w:w="0" w:type="auto"/>
+            <w:tcBorders>
+              <w:bottom w:val="single" w:sz="4" w:space="0" w:color="D2D2D2"/>
+            </w:tcBorders>
+            <w:vAlign w:val="center"/>
+            <w:hideMark/>
+          </w:tcPr>
+          <w:p>
+            <w:r>
+              <w:t>-w-</w:t>
+            </w:r>
+          </w:p>
+        </w:tc>
+        <w:tc>
+          <w:tcPr>
+            <w:tcW w:w="0" w:type="auto"/>
+            <w:tcBorders>
+              <w:bottom w:val="single" w:sz="4" w:space="0" w:color="D2D2D2"/>
+            </w:tcBorders>
+            <w:vAlign w:val="center"/>
+            <w:hideMark/>
+          </w:tcPr>
+          <w:p>
+            <w:r>
+              <w:t>Write only</w:t>
+            </w:r>
+          </w:p>
+        </w:tc>
+      </w:tr>
+      <w:tr>
+        <w:trPr>
+          <w:tblCellSpacing w:w="15" w:type="dxa"/>
+        </w:trPr>
+        <w:tc>
+          <w:tcPr>
+            <w:tcW w:w="0" w:type="auto"/>
+            <w:tcBorders>
+              <w:bottom w:val="single" w:sz="4" w:space="0" w:color="D2D2D2"/>
+            </w:tcBorders>
+            <w:vAlign w:val="center"/>
+            <w:hideMark/>
+          </w:tcPr>
+          <w:p>
+            <w:r>
+              <w:rPr>
+                <w:b/>
+                <w:bCs/>
+              </w:rPr>
+              <w:t>3</w:t>
+            </w:r>
+          </w:p>
+        </w:tc>
+        <w:tc>
+          <w:tcPr>
+            <w:tcW w:w="0" w:type="auto"/>
+            <w:tcBorders>
+              <w:bottom w:val="single" w:sz="4" w:space="0" w:color="D2D2D2"/>
+            </w:tcBorders>
+            <w:vAlign w:val="center"/>
+            <w:hideMark/>
+          </w:tcPr>
+          <w:p>
+            <w:r>
+              <w:t>011</w:t>
+            </w:r>
+          </w:p>
+        </w:tc>
+        <w:tc>
+          <w:tcPr>
+            <w:tcW w:w="0" w:type="auto"/>
+            <w:tcBorders>
+              <w:bottom w:val="single" w:sz="4" w:space="0" w:color="D2D2D2"/>
+            </w:tcBorders>
+            <w:vAlign w:val="center"/>
+            <w:hideMark/>
+          </w:tcPr>
+          <w:p>
+            <w:r>
+              <w:t>-</w:t>
+            </w:r>
+            <w:proofErr w:type="spellStart"/>
+            <w:r>
+              <w:t>wx</w:t>
+            </w:r>
+            <w:proofErr w:type="spellEnd"/>
+          </w:p>
+        </w:tc>
+        <w:tc>
+          <w:tcPr>
+            <w:tcW w:w="0" w:type="auto"/>
+            <w:tcBorders>
+              <w:bottom w:val="single" w:sz="4" w:space="0" w:color="D2D2D2"/>
+            </w:tcBorders>
+            <w:vAlign w:val="center"/>
+            <w:hideMark/>
+          </w:tcPr>
+          <w:p>
+            <w:r>
+              <w:t>Write and execute</w:t>
+            </w:r>
+          </w:p>
+        </w:tc>
+      </w:tr>
+      <w:tr>
+        <w:trPr>
+          <w:tblCellSpacing w:w="15" w:type="dxa"/>
+        </w:trPr>
+        <w:tc>
+          <w:tcPr>
+            <w:tcW w:w="0" w:type="auto"/>
+            <w:tcBorders>
+              <w:bottom w:val="single" w:sz="4" w:space="0" w:color="D2D2D2"/>
+            </w:tcBorders>
+            <w:vAlign w:val="center"/>
+            <w:hideMark/>
+          </w:tcPr>
+          <w:p>
+            <w:r>
+              <w:rPr>
+                <w:b/>
+                <w:bCs/>
+              </w:rPr>
+              <w:t>4</w:t>
+            </w:r>
+          </w:p>
+        </w:tc>
+        <w:tc>
+          <w:tcPr>
+            <w:tcW w:w="0" w:type="auto"/>
+            <w:tcBorders>
+              <w:bottom w:val="single" w:sz="4" w:space="0" w:color="D2D2D2"/>
+            </w:tcBorders>
+            <w:vAlign w:val="center"/>
+            <w:hideMark/>
+          </w:tcPr>
+          <w:p>
+            <w:r>
+              <w:t>100</w:t>
+            </w:r>
+          </w:p>
+        </w:tc>
+        <w:tc>
+          <w:tcPr>
+            <w:tcW w:w="0" w:type="auto"/>
+            <w:tcBorders>
+              <w:bottom w:val="single" w:sz="4" w:space="0" w:color="D2D2D2"/>
+            </w:tcBorders>
+            <w:vAlign w:val="center"/>
+            <w:hideMark/>
+          </w:tcPr>
+          <w:p>
+            <w:r>
+              <w:t>r--</w:t>
+            </w:r>
+          </w:p>
+        </w:tc>
+        <w:tc>
+          <w:tcPr>
+            <w:tcW w:w="0" w:type="auto"/>
+            <w:tcBorders>
+              <w:bottom w:val="single" w:sz="4" w:space="0" w:color="D2D2D2"/>
+            </w:tcBorders>
+            <w:vAlign w:val="center"/>
+            <w:hideMark/>
+          </w:tcPr>
+          <w:p>
+            <w:r>
+              <w:t>Read only</w:t>
+            </w:r>
+          </w:p>
+        </w:tc>
+      </w:tr>
+      <w:tr>
+        <w:trPr>
+          <w:tblCellSpacing w:w="15" w:type="dxa"/>
+        </w:trPr>
+        <w:tc>
+          <w:tcPr>
+            <w:tcW w:w="0" w:type="auto"/>
+            <w:tcBorders>
+              <w:bottom w:val="single" w:sz="4" w:space="0" w:color="D2D2D2"/>
+            </w:tcBorders>
+            <w:vAlign w:val="center"/>
+            <w:hideMark/>
+          </w:tcPr>
+          <w:p>
+            <w:r>
+              <w:rPr>
+                <w:b/>
+                <w:bCs/>
+              </w:rPr>
+              <w:t>5</w:t>
+            </w:r>
+          </w:p>
+        </w:tc>
+        <w:tc>
+          <w:tcPr>
+            <w:tcW w:w="0" w:type="auto"/>
+            <w:tcBorders>
+              <w:bottom w:val="single" w:sz="4" w:space="0" w:color="D2D2D2"/>
+            </w:tcBorders>
+            <w:vAlign w:val="center"/>
+            <w:hideMark/>
+          </w:tcPr>
+          <w:p>
+            <w:r>
+              <w:t>101</w:t>
+            </w:r>
+          </w:p>
+        </w:tc>
+        <w:tc>
+          <w:tcPr>
+            <w:tcW w:w="0" w:type="auto"/>
+            <w:tcBorders>
+              <w:bottom w:val="single" w:sz="4" w:space="0" w:color="D2D2D2"/>
+            </w:tcBorders>
+            <w:vAlign w:val="center"/>
+            <w:hideMark/>
+          </w:tcPr>
+          <w:p>
+            <w:r>
+              <w:t>r-x</w:t>
+            </w:r>
+          </w:p>
+        </w:tc>
+        <w:tc>
+          <w:tcPr>
+            <w:tcW w:w="0" w:type="auto"/>
+            <w:tcBorders>
+              <w:bottom w:val="single" w:sz="4" w:space="0" w:color="D2D2D2"/>
+            </w:tcBorders>
+            <w:vAlign w:val="center"/>
+            <w:hideMark/>
+          </w:tcPr>
+          <w:p>
+            <w:r>
+              <w:t>Read and execute</w:t>
+            </w:r>
+          </w:p>
+        </w:tc>
+      </w:tr>
+      <w:tr>
+        <w:trPr>
+          <w:tblCellSpacing w:w="15" w:type="dxa"/>
+        </w:trPr>
+        <w:tc>
+          <w:tcPr>
+            <w:tcW w:w="0" w:type="auto"/>
+            <w:tcBorders>
+              <w:bottom w:val="single" w:sz="4" w:space="0" w:color="D2D2D2"/>
+            </w:tcBorders>
+            <w:vAlign w:val="center"/>
+            <w:hideMark/>
+          </w:tcPr>
+          <w:p>
+            <w:r>
+              <w:rPr>
+                <w:b/>
+                <w:bCs/>
+              </w:rPr>
+              <w:t>6</w:t>
+            </w:r>
+          </w:p>
+        </w:tc>
+        <w:tc>
+          <w:tcPr>
+            <w:tcW w:w="0" w:type="auto"/>
+            <w:tcBorders>
+              <w:bottom w:val="single" w:sz="4" w:space="0" w:color="D2D2D2"/>
+            </w:tcBorders>
+            <w:vAlign w:val="center"/>
+            <w:hideMark/>
+          </w:tcPr>
+          <w:p>
+            <w:r>
+              <w:t>110</w:t>
+            </w:r>
+          </w:p>
+        </w:tc>
+        <w:tc>
+          <w:tcPr>
+            <w:tcW w:w="0" w:type="auto"/>
+            <w:tcBorders>
+              <w:bottom w:val="single" w:sz="4" w:space="0" w:color="D2D2D2"/>
+            </w:tcBorders>
+            <w:vAlign w:val="center"/>
+            <w:hideMark/>
+          </w:tcPr>
+          <w:p>
+            <w:proofErr w:type="spellStart"/>
+            <w:r>
+              <w:t>rw</w:t>
+            </w:r>
+            <w:proofErr w:type="spellEnd"/>
+            <w:r>
+              <w:t>-</w:t>
+            </w:r>
+          </w:p>
+        </w:tc>
+        <w:tc>
+          <w:tcPr>
+            <w:tcW w:w="0" w:type="auto"/>
+            <w:tcBorders>
+              <w:bottom w:val="single" w:sz="4" w:space="0" w:color="D2D2D2"/>
+            </w:tcBorders>
+            <w:vAlign w:val="center"/>
+            <w:hideMark/>
+          </w:tcPr>
+          <w:p>
+            <w:r>
+              <w:t>Read and write</w:t>
+            </w:r>
+          </w:p>
+        </w:tc>
+      </w:tr>
+      <w:tr>
+        <w:trPr>
+          <w:tblCellSpacing w:w="15" w:type="dxa"/>
+        </w:trPr>
+        <w:tc>
+          <w:tcPr>
+            <w:tcW w:w="0" w:type="auto"/>
+            <w:tcBorders>
+              <w:bottom w:val="nil"/>
+            </w:tcBorders>
+            <w:vAlign w:val="center"/>
+            <w:hideMark/>
+          </w:tcPr>
+          <w:p>
+            <w:r>
+              <w:rPr>
+                <w:b/>
+                <w:bCs/>
+              </w:rPr>
+              <w:t>7</w:t>
+            </w:r>
+          </w:p>
+        </w:tc>
+        <w:tc>
+          <w:tcPr>
+            <w:tcW w:w="0" w:type="auto"/>
+            <w:tcBorders>
+              <w:bottom w:val="nil"/>
+            </w:tcBorders>
+            <w:vAlign w:val="center"/>
+            <w:hideMark/>
+          </w:tcPr>
+          <w:p>
+            <w:r>
+              <w:t>111</w:t>
+            </w:r>
+          </w:p>
+        </w:tc>
+        <w:tc>
+          <w:tcPr>
+            <w:tcW w:w="0" w:type="auto"/>
+            <w:tcBorders>
+              <w:bottom w:val="nil"/>
+            </w:tcBorders>
+            <w:vAlign w:val="center"/>
+            <w:hideMark/>
+          </w:tcPr>
+          <w:p>
+            <w:proofErr w:type="spellStart"/>
+            <w:r>
+              <w:t>rwx</w:t>
+            </w:r>
+            <w:proofErr w:type="spellEnd"/>
+          </w:p>
+        </w:tc>
+        <w:tc>
+          <w:tcPr>
+            <w:tcW w:w="0" w:type="auto"/>
+            <w:tcBorders>
+              <w:bottom w:val="nil"/>
+            </w:tcBorders>
+            <w:vAlign w:val="center"/>
+            <w:hideMark/>
+          </w:tcPr>
+          <w:p>
+            <w:r>
+              <w:t>Read, write, and execute (Full Access)</w:t>
+            </w:r>
+          </w:p>
+        </w:tc>
+      </w:tr>
+    </w:tbl>
+    <w:p/>
+    <w:p/>
+    <w:tbl>
+      <w:tblPr>
+        <w:tblW w:w="0" w:type="auto"/>
+        <w:tblCellSpacing w:w="15" w:type="dxa"/>
+        <w:tblCellMar>
+          <w:top w:w="15" w:type="dxa"/>
+          <w:left w:w="15" w:type="dxa"/>
+          <w:bottom w:w="15" w:type="dxa"/>
+          <w:right w:w="15" w:type="dxa"/>
+        </w:tblCellMar>
+        <w:tblLook w:val="04A0" w:firstRow="1" w:lastRow="0" w:firstColumn="1" w:lastColumn="0" w:noHBand="0" w:noVBand="1"/>
+      </w:tblPr>
+      <w:tblGrid>
+        <w:gridCol w:w="2552"/>
+        <w:gridCol w:w="3402"/>
+      </w:tblGrid>
+      <w:tr>
+        <w:trPr>
+          <w:tblHeader/>
+          <w:tblCellSpacing w:w="15" w:type="dxa"/>
+        </w:trPr>
+        <w:tc>
+          <w:tcPr>
+            <w:tcW w:w="2507" w:type="dxa"/>
+            <w:vAlign w:val="center"/>
+            <w:hideMark/>
+          </w:tcPr>
+          <w:p>
+            <w:pPr>
+              <w:rPr>
+                <w:b/>
+                <w:bCs/>
+              </w:rPr>
+            </w:pPr>
+            <w:r>
+              <w:rPr>
+                <w:b/>
+                <w:bCs/>
+              </w:rPr>
+              <w:t>Number</w:t>
+            </w:r>
+          </w:p>
+          <w:p>
+            <w:pPr>
+              <w:rPr>
+                <w:b/>
+                <w:bCs/>
+              </w:rPr>
+            </w:pPr>
+            <w:r>
+              <w:rPr>
+                <w:b/>
+                <w:bCs/>
+              </w:rPr>
+              <w:t>UGO</w:t>
+            </w:r>
+          </w:p>
+        </w:tc>
+        <w:tc>
+          <w:tcPr>
+            <w:tcW w:w="3357" w:type="dxa"/>
+            <w:vAlign w:val="center"/>
+            <w:hideMark/>
+          </w:tcPr>
+          <w:p>
+            <w:pPr>
+              <w:rPr>
+                <w:b/>
+                <w:bCs/>
+              </w:rPr>
+            </w:pPr>
+            <w:r>
+              <w:rPr>
+                <w:b/>
+                <w:bCs/>
+              </w:rPr>
+              <w:t>Permission</w:t>
+            </w:r>
+          </w:p>
+        </w:tc>
+      </w:tr>
+      <w:tr>
+        <w:trPr>
+          <w:tblCellSpacing w:w="15" w:type="dxa"/>
+        </w:trPr>
+        <w:tc>
+          <w:tcPr>
+            <w:tcW w:w="2507" w:type="dxa"/>
+            <w:vAlign w:val="center"/>
+            <w:hideMark/>
+          </w:tcPr>
+          <w:p>
+            <w:r>
+              <w:t>777</w:t>
+            </w:r>
+          </w:p>
+        </w:tc>
+        <w:tc>
+          <w:tcPr>
+            <w:tcW w:w="3357" w:type="dxa"/>
+            <w:vAlign w:val="center"/>
+            <w:hideMark/>
+          </w:tcPr>
+          <w:p>
+            <w:proofErr w:type="spellStart"/>
+            <w:r>
+              <w:t>rwxrwxrwx</w:t>
+            </w:r>
+            <w:proofErr w:type="spellEnd"/>
+          </w:p>
+        </w:tc>
+      </w:tr>
+      <w:tr>
+        <w:trPr>
+          <w:tblCellSpacing w:w="15" w:type="dxa"/>
+        </w:trPr>
+        <w:tc>
+          <w:tcPr>
+            <w:tcW w:w="2507" w:type="dxa"/>
+            <w:vAlign w:val="center"/>
+            <w:hideMark/>
+          </w:tcPr>
+          <w:p>
+            <w:r>
+              <w:t>755</w:t>
+            </w:r>
+          </w:p>
+        </w:tc>
+        <w:tc>
+          <w:tcPr>
+            <w:tcW w:w="3357" w:type="dxa"/>
+            <w:vAlign w:val="center"/>
+            <w:hideMark/>
+          </w:tcPr>
+          <w:p>
+            <w:proofErr w:type="spellStart"/>
+            <w:r>
+              <w:t>rwxr</w:t>
+            </w:r>
+            <w:proofErr w:type="spellEnd"/>
+            <w:r>
+              <w:t>-</w:t>
+            </w:r>
+            <w:proofErr w:type="spellStart"/>
+            <w:r>
+              <w:t>xr</w:t>
+            </w:r>
+            <w:proofErr w:type="spellEnd"/>
+            <w:r>
+              <w:t>-x</w:t>
+            </w:r>
+          </w:p>
+        </w:tc>
+      </w:tr>
+      <w:tr>
+        <w:trPr>
+          <w:tblCellSpacing w:w="15" w:type="dxa"/>
+        </w:trPr>
+        <w:tc>
+          <w:tcPr>
+            <w:tcW w:w="2507" w:type="dxa"/>
+            <w:vAlign w:val="center"/>
+            <w:hideMark/>
+          </w:tcPr>
+          <w:p>
+            <w:r>
+              <w:t>744</w:t>
+            </w:r>
+          </w:p>
+        </w:tc>
+        <w:tc>
+          <w:tcPr>
+            <w:tcW w:w="3357" w:type="dxa"/>
+            <w:vAlign w:val="center"/>
+            <w:hideMark/>
+          </w:tcPr>
+          <w:p>
+            <w:proofErr w:type="spellStart"/>
+            <w:r>
+              <w:t>rwxr</w:t>
+            </w:r>
+            <w:proofErr w:type="spellEnd"/>
+            <w:r>
+              <w:t>--r--</w:t>
+            </w:r>
+          </w:p>
+        </w:tc>
+      </w:tr>
+      <w:tr>
+        <w:trPr>
+          <w:tblCellSpacing w:w="15" w:type="dxa"/>
+        </w:trPr>
+        <w:tc>
+          <w:tcPr>
+            <w:tcW w:w="2507" w:type="dxa"/>
+            <w:vAlign w:val="center"/>
+            <w:hideMark/>
+          </w:tcPr>
+          <w:p>
+            <w:r>
+              <w:t>700</w:t>
+            </w:r>
+          </w:p>
+        </w:tc>
+        <w:tc>
+          <w:tcPr>
+            <w:tcW w:w="3357" w:type="dxa"/>
+            <w:vAlign w:val="center"/>
+            <w:hideMark/>
+          </w:tcPr>
+          <w:p>
+            <w:proofErr w:type="spellStart"/>
+            <w:r>
+              <w:t>rwx</w:t>
+            </w:r>
+            <w:proofErr w:type="spellEnd"/>
+            <w:r>
+              <w:t>------</w:t>
+            </w:r>
+          </w:p>
+        </w:tc>
+      </w:tr>
+      <w:tr>
+        <w:trPr>
+          <w:tblCellSpacing w:w="15" w:type="dxa"/>
+        </w:trPr>
+        <w:tc>
+          <w:tcPr>
+            <w:tcW w:w="2507" w:type="dxa"/>
+            <w:vAlign w:val="center"/>
+            <w:hideMark/>
+          </w:tcPr>
+          <w:p>
+            <w:r>
+              <w:t>644</w:t>
+            </w:r>
+          </w:p>
+        </w:tc>
+        <w:tc>
+          <w:tcPr>
+            <w:tcW w:w="3357" w:type="dxa"/>
+            <w:vAlign w:val="center"/>
+            <w:hideMark/>
+          </w:tcPr>
+          <w:p>
+            <w:proofErr w:type="spellStart"/>
+            <w:r>
+              <w:t>rw</w:t>
+            </w:r>
+            <w:proofErr w:type="spellEnd"/>
+            <w:r>
+              <w:t>-r--r--</w:t>
+            </w:r>
+          </w:p>
+        </w:tc>
+      </w:tr>
+      <w:tr>
+        <w:trPr>
+          <w:tblCellSpacing w:w="15" w:type="dxa"/>
+        </w:trPr>
+        <w:tc>
+          <w:tcPr>
+            <w:tcW w:w="2507" w:type="dxa"/>
+            <w:vAlign w:val="center"/>
+            <w:hideMark/>
+          </w:tcPr>
+          <w:p>
+            <w:r>
+              <w:t>600</w:t>
+            </w:r>
+          </w:p>
+        </w:tc>
+        <w:tc>
+          <w:tcPr>
+            <w:tcW w:w="3357" w:type="dxa"/>
+            <w:vAlign w:val="center"/>
+            <w:hideMark/>
+          </w:tcPr>
+          <w:p>
+            <w:proofErr w:type="spellStart"/>
+            <w:r>
+              <w:t>rw</w:t>
+            </w:r>
+            <w:proofErr w:type="spellEnd"/>
+            <w:r>
+              <w:t>-------</w:t>
+            </w:r>
+          </w:p>
+        </w:tc>
+      </w:tr>
+    </w:tbl>
+    <w:p/>
     <w:sectPr>
       <w:pgSz w:w="11906" w:h="16838"/>
       <w:pgMar w:top="1440" w:right="1440" w:bottom="1440" w:left="1440" w:header="708" w:footer="708" w:gutter="0"/>
@@ -2977,6 +4408,29 @@
       <w:spacing w:val="5"/>
     </w:rPr>
   </w:style>
+  <w:style w:type="character" w:styleId="Hyperlink">
+    <w:name w:val="Hyperlink"/>
+    <w:basedOn w:val="DefaultParagraphFont"/>
+    <w:uiPriority w:val="99"/>
+    <w:unhideWhenUsed/>
+    <w:rsid w:val="00E26208"/>
+    <w:rPr>
+      <w:color w:val="467886" w:themeColor="hyperlink"/>
+      <w:u w:val="single"/>
+    </w:rPr>
+  </w:style>
+  <w:style w:type="character" w:styleId="UnresolvedMention">
+    <w:name w:val="Unresolved Mention"/>
+    <w:basedOn w:val="DefaultParagraphFont"/>
+    <w:uiPriority w:val="99"/>
+    <w:semiHidden/>
+    <w:unhideWhenUsed/>
+    <w:rsid w:val="00E26208"/>
+    <w:rPr>
+      <w:color w:val="605E5C"/>
+      <w:shd w:val="clear" w:color="auto" w:fill="E1DFDD"/>
+    </w:rPr>
+  </w:style>
 </w:styles>
 </file>
 

--- a/Linux/linux_tut.docx
+++ b/Linux/linux_tut.docx
@@ -2057,14 +2057,10 @@
       </w:r>
       <w:r>
         <w:tab/>
-      </w:r>
-      <w:r>
         <w:t xml:space="preserve">│   </w:t>
       </w:r>
       <w:r>
         <w:tab/>
-      </w:r>
-      <w:r>
         <w:t>│</w:t>
       </w:r>
     </w:p>
@@ -2074,14 +2070,10 @@
       </w:r>
       <w:r>
         <w:tab/>
-      </w:r>
-      <w:r>
         <w:t xml:space="preserve">│   </w:t>
       </w:r>
       <w:r>
         <w:tab/>
-      </w:r>
-      <w:r>
         <w:t>└── Others</w:t>
       </w:r>
     </w:p>
@@ -2091,8 +2083,6 @@
       </w:r>
       <w:r>
         <w:tab/>
-      </w:r>
-      <w:r>
         <w:t>└────── Group</w:t>
       </w:r>
     </w:p>
@@ -2103,10 +2093,7 @@
     </w:p>
     <w:p>
       <w:r>
-        <w:t>└──────────── Type</w:t>
-      </w:r>
-      <w:r>
-        <w:t xml:space="preserve"> (Directory)</w:t>
+        <w:t>└──────────── Type (Directory)</w:t>
       </w:r>
     </w:p>
     <w:p/>
@@ -3159,7 +3146,46 @@
         </w:tc>
       </w:tr>
     </w:tbl>
+    <w:p>
+      <w:r>
+        <w:lastRenderedPageBreak/>
+        <w:t xml:space="preserve">How to work in the root directory: with the </w:t>
+      </w:r>
+      <w:proofErr w:type="spellStart"/>
+      <w:r>
+        <w:t>sudo</w:t>
+      </w:r>
+      <w:proofErr w:type="spellEnd"/>
+      <w:r>
+        <w:t xml:space="preserve"> command</w:t>
+      </w:r>
+    </w:p>
     <w:p/>
+    <w:p>
+      <w:proofErr w:type="spellStart"/>
+      <w:r>
+        <w:t>chown</w:t>
+      </w:r>
+      <w:proofErr w:type="spellEnd"/>
+      <w:r>
+        <w:t>: change owner</w:t>
+      </w:r>
+    </w:p>
+    <w:p>
+      <w:pPr>
+        <w:rPr>
+          <w:b/>
+          <w:bCs/>
+        </w:rPr>
+      </w:pPr>
+      <w:r>
+        <w:rPr>
+          <w:b/>
+          <w:bCs/>
+        </w:rPr>
+        <w:t>Alias Commands</w:t>
+      </w:r>
+    </w:p>
     <w:sectPr>
       <w:pgSz w:w="11906" w:h="16838"/>
       <w:pgMar w:top="1440" w:right="1440" w:bottom="1440" w:left="1440" w:header="708" w:footer="708" w:gutter="0"/>
